--- a/public/templates/office/Phase5_하자보수_및_유지관리_SLA협약서.docx
+++ b/public/templates/office/Phase5_하자보수_및_유지관리_SLA협약서.docx
@@ -3,120 +3,355 @@
 <w:document xmlns:wpc="http://schemas.microsoft.com/office/word/2010/wordprocessingCanvas" xmlns:mo="http://schemas.microsoft.com/office/mac/office/2008/main" xmlns:mc="http://schemas.openxmlformats.org/markup-compatibility/2006" xmlns:mv="urn:schemas-microsoft-com:mac:vml" xmlns:o="urn:schemas-microsoft-com:office:office" xmlns:r="http://schemas.openxmlformats.org/officeDocument/2006/relationships" xmlns:m="http://schemas.openxmlformats.org/officeDocument/2006/math" xmlns:v="urn:schemas-microsoft-com:vml" xmlns:wp14="http://schemas.microsoft.com/office/word/2010/wordprocessingDrawing" xmlns:wp="http://schemas.openxmlformats.org/drawingml/2006/wordprocessingDrawing" xmlns:w10="urn:schemas-microsoft-com:office:word" xmlns:w="http://schemas.openxmlformats.org/wordprocessingml/2006/main" xmlns:w14="http://schemas.microsoft.com/office/word/2010/wordml" xmlns:wpg="http://schemas.microsoft.com/office/word/2010/wordprocessingGroup" xmlns:wpi="http://schemas.microsoft.com/office/word/2010/wordprocessingInk" xmlns:wne="http://schemas.microsoft.com/office/word/2006/wordml" xmlns:wps="http://schemas.microsoft.com/office/word/2010/wordprocessingShape" mc:Ignorable="w14 wp14">
   <w:body>
     <w:p>
-      <w:pPr>
-        <w:jc w:val="center"/>
-      </w:pPr>
       <w:r>
         <w:rPr>
-          <w:rFonts w:ascii="Malgun Gothic" w:hAnsi="Malgun Gothic"/>
+          <w:rFonts w:ascii="맑은 고딕" w:hAnsi="맑은 고딕" w:eastAsia="맑은 고딕"/>
           <w:b/>
-          <w:color w:val="1E293B"/>
-          <w:sz w:val="36"/>
+          <w:color w:val="2563EB"/>
+          <w:sz w:val="17"/>
         </w:rPr>
-        <w:t>하자보수 및 운영 유지보수 서비스 수준 협약서 (SLA)</w:t>
+        <w:t>[엠파시 엔터프라이즈 표준 사업관리 서식] 문서번호: EMP-DOC-P5-06 | 사업명: 한빛글로벌 SyncGuard AI 시스템 구축</w:t>
       </w:r>
     </w:p>
     <w:p>
-      <w:pPr>
-        <w:jc w:val="center"/>
-      </w:pPr>
       <w:r>
         <w:rPr>
-          <w:rFonts w:ascii="Malgun Gothic" w:hAnsi="Malgun Gothic"/>
-          <w:color w:val="64748B"/>
-          <w:sz w:val="21"/>
+          <w:rFonts w:ascii="맑은 고딕" w:hAnsi="맑은 고딕" w:eastAsia="맑은 고딕"/>
+          <w:b/>
+          <w:color w:val="0F172A"/>
+          <w:sz w:val="36"/>
         </w:rPr>
-        <w:t>무상 하자보수 경계 확립, 장애 등급별(P1~P4) SLA 및 AI FinOps 실비 기준</w:t>
-      </w:r>
-    </w:p>
-    <w:p/>
-    <w:p>
-      <w:pPr>
-        <w:spacing w:before="160" w:after="80"/>
-      </w:pPr>
-      <w:r>
-        <w:rPr>
-          <w:rFonts w:ascii="Malgun Gothic" w:hAnsi="Malgun Gothic"/>
-          <w:b/>
-          <w:color w:val="2563EB"/>
-          <w:sz w:val="26"/>
-        </w:rPr>
-        <w:t>제1조 (무상 하자보수와 유상 유지보수의 경계)</w:t>
+        <w:t>하자보수 및 운영 유지관리 서비스 수준 협약서 (SLA)</w:t>
       </w:r>
     </w:p>
     <w:p>
-      <w:pPr>
-        <w:spacing w:line="312" w:lineRule="auto" w:after="60"/>
-      </w:pPr>
       <w:r>
         <w:rPr>
-          <w:rFonts w:ascii="Malgun Gothic" w:hAnsi="Malgun Gothic"/>
-          <w:color w:val="334155"/>
-          <w:sz w:val="20"/>
+          <w:rFonts w:ascii="맑은 고딕" w:hAnsi="맑은 고딕" w:eastAsia="맑은 고딕"/>
+          <w:b w:val="0"/>
+          <w:color w:val="475569"/>
+          <w:sz w:val="21"/>
         </w:rPr>
-        <w:t>1. 무상 대상: 과업내용서 및 설계서 대비 소스코드의 명백한 결함(Bug), 연산 오작동.</w:t>
-      </w:r>
-    </w:p>
-    <w:p>
-      <w:pPr>
-        <w:spacing w:line="312" w:lineRule="auto" w:after="60"/>
-      </w:pPr>
-      <w:r>
-        <w:rPr>
-          <w:rFonts w:ascii="Malgun Gothic" w:hAnsi="Malgun Gothic"/>
-          <w:color w:val="334155"/>
-          <w:sz w:val="20"/>
-        </w:rPr>
-        <w:t>2. 유상 대상: 내부 규정 개정, 외부 기관 API 변경 어댑터 재개발, 임의 DB 조작 복구, 상용 LLM 프롬프트 재튜닝 및 토큰 호출 비용(고객사 직접 부담 원칙).</w:t>
-      </w:r>
-    </w:p>
-    <w:p>
-      <w:pPr>
-        <w:spacing w:before="160" w:after="80"/>
-      </w:pPr>
-      <w:r>
-        <w:rPr>
-          <w:rFonts w:ascii="Malgun Gothic" w:hAnsi="Malgun Gothic"/>
-          <w:b/>
-          <w:color w:val="2563EB"/>
-          <w:sz w:val="26"/>
-        </w:rPr>
-        <w:t>제2조 (장애 등급별 목표 서비스 수준)</w:t>
+        <w:t>SyncGuard AI 1년 무상 하자보수 범위, 장애 등급별(P1~P4) 대응 SLA 및 AI FinOps 운영 경계 협약</w:t>
       </w:r>
     </w:p>
     <w:tbl>
       <w:tblPr>
+        <w:tblStyle w:val="TableGrid"/>
         <w:tblW w:type="auto" w:w="0"/>
         <w:jc w:val="center"/>
-        <w:tblLayout w:type="autofit"/>
         <w:tblLook w:firstColumn="1" w:firstRow="1" w:lastColumn="0" w:lastRow="0" w:noHBand="0" w:noVBand="1" w:val="04A0"/>
       </w:tblPr>
       <w:tblGrid>
-        <w:gridCol w:w="1872"/>
-        <w:gridCol w:w="1872"/>
-        <w:gridCol w:w="1872"/>
-        <w:gridCol w:w="1872"/>
-        <w:gridCol w:w="1872"/>
+        <w:gridCol w:w="4896"/>
+        <w:gridCol w:w="4896"/>
       </w:tblGrid>
       <w:tr>
         <w:tc>
           <w:tcPr>
-            <w:tcW w:type="dxa" w:w="1872"/>
+            <w:tcW w:type="dxa" w:w="4896"/>
+            <w:shd w:fill="1B365D"/>
             <w:tcMar>
-              <w:top w:w="100" w:type="dxa"/>
-              <w:bottom w:w="100" w:type="dxa"/>
-              <w:left w:w="130" w:type="dxa"/>
-              <w:right w:w="130" w:type="dxa"/>
+              <w:top w:w="110" w:type="dxa"/>
+              <w:bottom w:w="110" w:type="dxa"/>
+              <w:left w:w="140" w:type="dxa"/>
+              <w:right w:w="140" w:type="dxa"/>
             </w:tcMar>
-            <w:shd w:fill="1E293B"/>
           </w:tcPr>
           <w:p>
+            <w:pPr>
+              <w:jc w:val="center"/>
+            </w:pPr>
+            <w:r/>
             <w:r>
               <w:rPr>
-                <w:rFonts w:ascii="Malgun Gothic" w:hAnsi="Malgun Gothic"/>
+                <w:rFonts w:ascii="맑은 고딕" w:hAnsi="맑은 고딕" w:eastAsia="맑은 고딕"/>
                 <w:b/>
                 <w:color w:val="FFFFFF"/>
-                <w:sz w:val="18"/>
+                <w:sz w:val="19"/>
+              </w:rPr>
+              <w:t>구분</w:t>
+            </w:r>
+          </w:p>
+        </w:tc>
+        <w:tc>
+          <w:tcPr>
+            <w:tcW w:type="dxa" w:w="4896"/>
+            <w:shd w:fill="1B365D"/>
+            <w:tcMar>
+              <w:top w:w="110" w:type="dxa"/>
+              <w:bottom w:w="110" w:type="dxa"/>
+              <w:left w:w="140" w:type="dxa"/>
+              <w:right w:w="140" w:type="dxa"/>
+            </w:tcMar>
+          </w:tcPr>
+          <w:p>
+            <w:pPr>
+              <w:jc w:val="center"/>
+            </w:pPr>
+            <w:r/>
+            <w:r>
+              <w:rPr>
+                <w:rFonts w:ascii="맑은 고딕" w:hAnsi="맑은 고딕" w:eastAsia="맑은 고딕"/>
+                <w:b/>
+                <w:color w:val="FFFFFF"/>
+                <w:sz w:val="19"/>
+              </w:rPr>
+              <w:t>상세 내용</w:t>
+            </w:r>
+          </w:p>
+        </w:tc>
+      </w:tr>
+      <w:tr>
+        <w:tc>
+          <w:tcPr>
+            <w:tcW w:type="dxa" w:w="4896"/>
+            <w:shd w:fill="EFF6FF"/>
+            <w:tcMar>
+              <w:top w:w="90" w:type="dxa"/>
+              <w:bottom w:w="90" w:type="dxa"/>
+              <w:left w:w="140" w:type="dxa"/>
+              <w:right w:w="140" w:type="dxa"/>
+            </w:tcMar>
+          </w:tcPr>
+          <w:p>
+            <w:r/>
+            <w:r>
+              <w:rPr>
+                <w:rFonts w:ascii="맑은 고딕" w:hAnsi="맑은 고딕" w:eastAsia="맑은 고딕"/>
+                <w:b/>
+                <w:color w:val="1E293B"/>
+                <w:sz w:val="19"/>
+              </w:rPr>
+              <w:t>대상 시스템명</w:t>
+            </w:r>
+          </w:p>
+        </w:tc>
+        <w:tc>
+          <w:tcPr>
+            <w:tcW w:type="dxa" w:w="4896"/>
+            <w:shd w:fill="FFFFFF"/>
+            <w:tcMar>
+              <w:top w:w="90" w:type="dxa"/>
+              <w:bottom w:w="90" w:type="dxa"/>
+              <w:left w:w="140" w:type="dxa"/>
+              <w:right w:w="140" w:type="dxa"/>
+            </w:tcMar>
+          </w:tcPr>
+          <w:p>
+            <w:r/>
+            <w:r>
+              <w:rPr>
+                <w:rFonts w:ascii="맑은 고딕" w:hAnsi="맑은 고딕" w:eastAsia="맑은 고딕"/>
+                <w:b w:val="0"/>
+                <w:color w:val="1E293B"/>
+                <w:sz w:val="19"/>
+              </w:rPr>
+              <w:t>한빛글로벌 SyncGuard AI (엔터프라이즈 AI 콘텐츠·규제 심의 자동화 시스템)</w:t>
+            </w:r>
+          </w:p>
+        </w:tc>
+      </w:tr>
+      <w:tr>
+        <w:tc>
+          <w:tcPr>
+            <w:tcW w:type="dxa" w:w="4896"/>
+            <w:shd w:fill="EFF6FF"/>
+            <w:tcMar>
+              <w:top w:w="90" w:type="dxa"/>
+              <w:bottom w:w="90" w:type="dxa"/>
+              <w:left w:w="140" w:type="dxa"/>
+              <w:right w:w="140" w:type="dxa"/>
+            </w:tcMar>
+          </w:tcPr>
+          <w:p>
+            <w:r/>
+            <w:r>
+              <w:rPr>
+                <w:rFonts w:ascii="맑은 고딕" w:hAnsi="맑은 고딕" w:eastAsia="맑은 고딕"/>
+                <w:b/>
+                <w:color w:val="1E293B"/>
+                <w:sz w:val="19"/>
+              </w:rPr>
+              <w:t>무상 하자보수 기간</w:t>
+            </w:r>
+          </w:p>
+        </w:tc>
+        <w:tc>
+          <w:tcPr>
+            <w:tcW w:type="dxa" w:w="4896"/>
+            <w:shd w:fill="F8FAFC"/>
+            <w:tcMar>
+              <w:top w:w="90" w:type="dxa"/>
+              <w:bottom w:w="90" w:type="dxa"/>
+              <w:left w:w="140" w:type="dxa"/>
+              <w:right w:w="140" w:type="dxa"/>
+            </w:tcMar>
+          </w:tcPr>
+          <w:p>
+            <w:r/>
+            <w:r>
+              <w:rPr>
+                <w:rFonts w:ascii="맑은 고딕" w:hAnsi="맑은 고딕" w:eastAsia="맑은 고딕"/>
+                <w:b w:val="0"/>
+                <w:color w:val="1E293B"/>
+                <w:sz w:val="19"/>
+              </w:rPr>
+              <w:t>2026년 11월 01일 ~ 2027년 10월 31일 (최종 검수 완료일 익일로부터 12개월)</w:t>
+            </w:r>
+          </w:p>
+        </w:tc>
+      </w:tr>
+      <w:tr>
+        <w:tc>
+          <w:tcPr>
+            <w:tcW w:type="dxa" w:w="4896"/>
+            <w:shd w:fill="EFF6FF"/>
+            <w:tcMar>
+              <w:top w:w="90" w:type="dxa"/>
+              <w:bottom w:w="90" w:type="dxa"/>
+              <w:left w:w="140" w:type="dxa"/>
+              <w:right w:w="140" w:type="dxa"/>
+            </w:tcMar>
+          </w:tcPr>
+          <w:p>
+            <w:r/>
+            <w:r>
+              <w:rPr>
+                <w:rFonts w:ascii="맑은 고딕" w:hAnsi="맑은 고딕" w:eastAsia="맑은 고딕"/>
+                <w:b/>
+                <w:color w:val="1E293B"/>
+                <w:sz w:val="19"/>
+              </w:rPr>
+              <w:t>하자보수 보증금액</w:t>
+            </w:r>
+          </w:p>
+        </w:tc>
+        <w:tc>
+          <w:tcPr>
+            <w:tcW w:type="dxa" w:w="4896"/>
+            <w:shd w:fill="FFFFFF"/>
+            <w:tcMar>
+              <w:top w:w="90" w:type="dxa"/>
+              <w:bottom w:w="90" w:type="dxa"/>
+              <w:left w:w="140" w:type="dxa"/>
+              <w:right w:w="140" w:type="dxa"/>
+            </w:tcMar>
+          </w:tcPr>
+          <w:p>
+            <w:r/>
+            <w:r>
+              <w:rPr>
+                <w:rFonts w:ascii="맑은 고딕" w:hAnsi="맑은 고딕" w:eastAsia="맑은 고딕"/>
+                <w:b w:val="0"/>
+                <w:color w:val="1E293B"/>
+                <w:sz w:val="19"/>
+              </w:rPr>
+              <w:t>일금 이천이백오십만원정 (₩22,500,000, 계약금액의 5% SGI 증권 제출 완료)</w:t>
+            </w:r>
+          </w:p>
+        </w:tc>
+      </w:tr>
+      <w:tr>
+        <w:tc>
+          <w:tcPr>
+            <w:tcW w:type="dxa" w:w="4896"/>
+            <w:shd w:fill="EFF6FF"/>
+            <w:tcMar>
+              <w:top w:w="90" w:type="dxa"/>
+              <w:bottom w:w="90" w:type="dxa"/>
+              <w:left w:w="140" w:type="dxa"/>
+              <w:right w:w="140" w:type="dxa"/>
+            </w:tcMar>
+          </w:tcPr>
+          <w:p>
+            <w:r/>
+            <w:r>
+              <w:rPr>
+                <w:rFonts w:ascii="맑은 고딕" w:hAnsi="맑은 고딕" w:eastAsia="맑은 고딕"/>
+                <w:b/>
+                <w:color w:val="1E293B"/>
+                <w:sz w:val="19"/>
+              </w:rPr>
+              <w:t>유상 전환 예정일</w:t>
+            </w:r>
+          </w:p>
+        </w:tc>
+        <w:tc>
+          <w:tcPr>
+            <w:tcW w:type="dxa" w:w="4896"/>
+            <w:shd w:fill="F8FAFC"/>
+            <w:tcMar>
+              <w:top w:w="90" w:type="dxa"/>
+              <w:bottom w:w="90" w:type="dxa"/>
+              <w:left w:w="140" w:type="dxa"/>
+              <w:right w:w="140" w:type="dxa"/>
+            </w:tcMar>
+          </w:tcPr>
+          <w:p>
+            <w:r/>
+            <w:r>
+              <w:rPr>
+                <w:rFonts w:ascii="맑은 고딕" w:hAnsi="맑은 고딕" w:eastAsia="맑은 고딕"/>
+                <w:b w:val="0"/>
+                <w:color w:val="1E293B"/>
+                <w:sz w:val="19"/>
+              </w:rPr>
+              <w:t>2027년 11월 01일 (연간 유지관리 요율: 순수 구축 용역비의 12% 기준 별도 계약)</w:t>
+            </w:r>
+          </w:p>
+        </w:tc>
+      </w:tr>
+    </w:tbl>
+    <w:p/>
+    <w:p>
+      <w:r>
+        <w:rPr>
+          <w:rFonts w:ascii="맑은 고딕" w:hAnsi="맑은 고딕" w:eastAsia="맑은 고딕"/>
+          <w:b/>
+          <w:color w:val="1B365D"/>
+          <w:sz w:val="25"/>
+        </w:rPr>
+        <w:t>1. 장애 등급별 서비스 수준 협약 (SLA 목표치)</w:t>
+      </w:r>
+    </w:p>
+    <w:tbl>
+      <w:tblPr>
+        <w:tblStyle w:val="TableGrid"/>
+        <w:tblW w:type="auto" w:w="0"/>
+        <w:jc w:val="center"/>
+        <w:tblLook w:firstColumn="1" w:firstRow="1" w:lastColumn="0" w:lastRow="0" w:noHBand="0" w:noVBand="1" w:val="04A0"/>
+      </w:tblPr>
+      <w:tblGrid>
+        <w:gridCol w:w="1958"/>
+        <w:gridCol w:w="1958"/>
+        <w:gridCol w:w="1958"/>
+        <w:gridCol w:w="1958"/>
+        <w:gridCol w:w="1958"/>
+      </w:tblGrid>
+      <w:tr>
+        <w:tc>
+          <w:tcPr>
+            <w:tcW w:type="dxa" w:w="1958"/>
+            <w:shd w:fill="1B365D"/>
+            <w:tcMar>
+              <w:top w:w="110" w:type="dxa"/>
+              <w:bottom w:w="110" w:type="dxa"/>
+              <w:left w:w="140" w:type="dxa"/>
+              <w:right w:w="140" w:type="dxa"/>
+            </w:tcMar>
+          </w:tcPr>
+          <w:p>
+            <w:pPr>
+              <w:jc w:val="center"/>
+            </w:pPr>
+            <w:r/>
+            <w:r>
+              <w:rPr>
+                <w:rFonts w:ascii="맑은 고딕" w:hAnsi="맑은 고딕" w:eastAsia="맑은 고딕"/>
+                <w:b/>
+                <w:color w:val="FFFFFF"/>
+                <w:sz w:val="19"/>
               </w:rPr>
               <w:t>장애 등급</w:t>
             </w:r>
@@ -124,93 +359,109 @@
         </w:tc>
         <w:tc>
           <w:tcPr>
-            <w:tcW w:type="dxa" w:w="1872"/>
+            <w:tcW w:type="dxa" w:w="1958"/>
+            <w:shd w:fill="1B365D"/>
             <w:tcMar>
-              <w:top w:w="100" w:type="dxa"/>
-              <w:bottom w:w="100" w:type="dxa"/>
-              <w:left w:w="130" w:type="dxa"/>
-              <w:right w:w="130" w:type="dxa"/>
+              <w:top w:w="110" w:type="dxa"/>
+              <w:bottom w:w="110" w:type="dxa"/>
+              <w:left w:w="140" w:type="dxa"/>
+              <w:right w:w="140" w:type="dxa"/>
             </w:tcMar>
-            <w:shd w:fill="1E293B"/>
           </w:tcPr>
           <w:p>
+            <w:pPr>
+              <w:jc w:val="center"/>
+            </w:pPr>
+            <w:r/>
             <w:r>
               <w:rPr>
-                <w:rFonts w:ascii="Malgun Gothic" w:hAnsi="Malgun Gothic"/>
+                <w:rFonts w:ascii="맑은 고딕" w:hAnsi="맑은 고딕" w:eastAsia="맑은 고딕"/>
                 <w:b/>
                 <w:color w:val="FFFFFF"/>
-                <w:sz w:val="18"/>
+                <w:sz w:val="19"/>
               </w:rPr>
-              <w:t>심각도 정의</w:t>
+              <w:t>정의 및 발생 상황 (SyncGuard AI 기준)</w:t>
             </w:r>
           </w:p>
         </w:tc>
         <w:tc>
           <w:tcPr>
-            <w:tcW w:type="dxa" w:w="1872"/>
+            <w:tcW w:type="dxa" w:w="1958"/>
+            <w:shd w:fill="1B365D"/>
             <w:tcMar>
-              <w:top w:w="100" w:type="dxa"/>
-              <w:bottom w:w="100" w:type="dxa"/>
-              <w:left w:w="130" w:type="dxa"/>
-              <w:right w:w="130" w:type="dxa"/>
+              <w:top w:w="110" w:type="dxa"/>
+              <w:bottom w:w="110" w:type="dxa"/>
+              <w:left w:w="140" w:type="dxa"/>
+              <w:right w:w="140" w:type="dxa"/>
             </w:tcMar>
-            <w:shd w:fill="1E293B"/>
           </w:tcPr>
           <w:p>
+            <w:pPr>
+              <w:jc w:val="center"/>
+            </w:pPr>
+            <w:r/>
             <w:r>
               <w:rPr>
-                <w:rFonts w:ascii="Malgun Gothic" w:hAnsi="Malgun Gothic"/>
+                <w:rFonts w:ascii="맑은 고딕" w:hAnsi="맑은 고딕" w:eastAsia="맑은 고딕"/>
                 <w:b/>
                 <w:color w:val="FFFFFF"/>
-                <w:sz w:val="18"/>
+                <w:sz w:val="19"/>
               </w:rPr>
-              <w:t>최초 응답</w:t>
+              <w:t>최초 인지·응답</w:t>
             </w:r>
           </w:p>
         </w:tc>
         <w:tc>
           <w:tcPr>
-            <w:tcW w:type="dxa" w:w="1872"/>
+            <w:tcW w:type="dxa" w:w="1958"/>
+            <w:shd w:fill="1B365D"/>
             <w:tcMar>
-              <w:top w:w="100" w:type="dxa"/>
-              <w:bottom w:w="100" w:type="dxa"/>
-              <w:left w:w="130" w:type="dxa"/>
-              <w:right w:w="130" w:type="dxa"/>
+              <w:top w:w="110" w:type="dxa"/>
+              <w:bottom w:w="110" w:type="dxa"/>
+              <w:left w:w="140" w:type="dxa"/>
+              <w:right w:w="140" w:type="dxa"/>
             </w:tcMar>
-            <w:shd w:fill="1E293B"/>
           </w:tcPr>
           <w:p>
+            <w:pPr>
+              <w:jc w:val="center"/>
+            </w:pPr>
+            <w:r/>
             <w:r>
               <w:rPr>
-                <w:rFonts w:ascii="Malgun Gothic" w:hAnsi="Malgun Gothic"/>
+                <w:rFonts w:ascii="맑은 고딕" w:hAnsi="맑은 고딕" w:eastAsia="맑은 고딕"/>
                 <w:b/>
                 <w:color w:val="FFFFFF"/>
-                <w:sz w:val="18"/>
+                <w:sz w:val="19"/>
               </w:rPr>
-              <w:t>임시 우회 조치</w:t>
+              <w:t>임시 우회 복구</w:t>
             </w:r>
           </w:p>
         </w:tc>
         <w:tc>
           <w:tcPr>
-            <w:tcW w:type="dxa" w:w="1872"/>
+            <w:tcW w:type="dxa" w:w="1958"/>
+            <w:shd w:fill="1B365D"/>
             <w:tcMar>
-              <w:top w:w="100" w:type="dxa"/>
-              <w:bottom w:w="100" w:type="dxa"/>
-              <w:left w:w="130" w:type="dxa"/>
-              <w:right w:w="130" w:type="dxa"/>
+              <w:top w:w="110" w:type="dxa"/>
+              <w:bottom w:w="110" w:type="dxa"/>
+              <w:left w:w="140" w:type="dxa"/>
+              <w:right w:w="140" w:type="dxa"/>
             </w:tcMar>
-            <w:shd w:fill="1E293B"/>
           </w:tcPr>
           <w:p>
+            <w:pPr>
+              <w:jc w:val="center"/>
+            </w:pPr>
+            <w:r/>
             <w:r>
               <w:rPr>
-                <w:rFonts w:ascii="Malgun Gothic" w:hAnsi="Malgun Gothic"/>
+                <w:rFonts w:ascii="맑은 고딕" w:hAnsi="맑은 고딕" w:eastAsia="맑은 고딕"/>
                 <w:b/>
                 <w:color w:val="FFFFFF"/>
-                <w:sz w:val="18"/>
+                <w:sz w:val="19"/>
               </w:rPr>
-              <w:t>근본 조치 완료</w:t>
+              <w:t>근본 원인 해결</w:t>
             </w:r>
           </w:p>
         </w:tc>
@@ -218,65 +469,193 @@
       <w:tr>
         <w:tc>
           <w:tcPr>
-            <w:tcW w:type="dxa" w:w="1872"/>
+            <w:tcW w:type="dxa" w:w="1958"/>
+            <w:shd w:fill="FFFFFF"/>
             <w:tcMar>
-              <w:top w:w="100" w:type="dxa"/>
-              <w:bottom w:w="100" w:type="dxa"/>
-              <w:left w:w="130" w:type="dxa"/>
-              <w:right w:w="130" w:type="dxa"/>
+              <w:top w:w="90" w:type="dxa"/>
+              <w:bottom w:w="90" w:type="dxa"/>
+              <w:left w:w="140" w:type="dxa"/>
+              <w:right w:w="140" w:type="dxa"/>
             </w:tcMar>
-            <w:shd w:fill="F8FAFC"/>
           </w:tcPr>
           <w:p>
+            <w:r/>
             <w:r>
               <w:rPr>
-                <w:rFonts w:ascii="Malgun Gothic" w:hAnsi="Malgun Gothic"/>
-                <w:color w:val="334155"/>
-                <w:sz w:val="18"/>
+                <w:rFonts w:ascii="맑은 고딕" w:hAnsi="맑은 고딕" w:eastAsia="맑은 고딕"/>
+                <w:b w:val="0"/>
+                <w:color w:val="1E293B"/>
+                <w:sz w:val="19"/>
               </w:rPr>
-              <w:t>P1 (긴급)</w:t>
+              <w:t>P1 (치명/전면중단)</w:t>
             </w:r>
           </w:p>
         </w:tc>
         <w:tc>
           <w:tcPr>
-            <w:tcW w:type="dxa" w:w="1872"/>
+            <w:tcW w:type="dxa" w:w="1958"/>
+            <w:shd w:fill="FFFFFF"/>
             <w:tcMar>
-              <w:top w:w="100" w:type="dxa"/>
-              <w:bottom w:w="100" w:type="dxa"/>
-              <w:left w:w="130" w:type="dxa"/>
-              <w:right w:w="130" w:type="dxa"/>
+              <w:top w:w="90" w:type="dxa"/>
+              <w:bottom w:w="90" w:type="dxa"/>
+              <w:left w:w="140" w:type="dxa"/>
+              <w:right w:w="140" w:type="dxa"/>
             </w:tcMar>
-            <w:shd w:fill="F8FAFC"/>
           </w:tcPr>
           <w:p>
+            <w:r/>
             <w:r>
               <w:rPr>
-                <w:rFonts w:ascii="Malgun Gothic" w:hAnsi="Malgun Gothic"/>
-                <w:color w:val="334155"/>
-                <w:sz w:val="18"/>
+                <w:rFonts w:ascii="맑은 고딕" w:hAnsi="맑은 고딕" w:eastAsia="맑은 고딕"/>
+                <w:b w:val="0"/>
+                <w:color w:val="1E293B"/>
+                <w:sz w:val="19"/>
               </w:rPr>
-              <w:t>전체 시스템 다운, 결제 마비, DB 손상</w:t>
+              <w:t>FO/BO 전체 접속 불능, HB-SSO 인증 마비, DB 다운으로 전사 심의 중단</w:t>
             </w:r>
           </w:p>
         </w:tc>
         <w:tc>
           <w:tcPr>
-            <w:tcW w:type="dxa" w:w="1872"/>
+            <w:tcW w:type="dxa" w:w="1958"/>
+            <w:shd w:fill="FFFFFF"/>
             <w:tcMar>
-              <w:top w:w="100" w:type="dxa"/>
-              <w:bottom w:w="100" w:type="dxa"/>
-              <w:left w:w="130" w:type="dxa"/>
-              <w:right w:w="130" w:type="dxa"/>
+              <w:top w:w="90" w:type="dxa"/>
+              <w:bottom w:w="90" w:type="dxa"/>
+              <w:left w:w="140" w:type="dxa"/>
+              <w:right w:w="140" w:type="dxa"/>
             </w:tcMar>
-            <w:shd w:fill="F8FAFC"/>
           </w:tcPr>
           <w:p>
+            <w:r/>
             <w:r>
               <w:rPr>
-                <w:rFonts w:ascii="Malgun Gothic" w:hAnsi="Malgun Gothic"/>
-                <w:color w:val="334155"/>
-                <w:sz w:val="18"/>
+                <w:rFonts w:ascii="맑은 고딕" w:hAnsi="맑은 고딕" w:eastAsia="맑은 고딕"/>
+                <w:b w:val="0"/>
+                <w:color w:val="1E293B"/>
+                <w:sz w:val="19"/>
+              </w:rPr>
+              <w:t>15분 이내</w:t>
+            </w:r>
+          </w:p>
+        </w:tc>
+        <w:tc>
+          <w:tcPr>
+            <w:tcW w:type="dxa" w:w="1958"/>
+            <w:shd w:fill="FFFFFF"/>
+            <w:tcMar>
+              <w:top w:w="90" w:type="dxa"/>
+              <w:bottom w:w="90" w:type="dxa"/>
+              <w:left w:w="140" w:type="dxa"/>
+              <w:right w:w="140" w:type="dxa"/>
+            </w:tcMar>
+          </w:tcPr>
+          <w:p>
+            <w:r/>
+            <w:r>
+              <w:rPr>
+                <w:rFonts w:ascii="맑은 고딕" w:hAnsi="맑은 고딕" w:eastAsia="맑은 고딕"/>
+                <w:b w:val="0"/>
+                <w:color w:val="1E293B"/>
+                <w:sz w:val="19"/>
+              </w:rPr>
+              <w:t>1시간 이내</w:t>
+            </w:r>
+          </w:p>
+        </w:tc>
+        <w:tc>
+          <w:tcPr>
+            <w:tcW w:type="dxa" w:w="1958"/>
+            <w:shd w:fill="FFFFFF"/>
+            <w:tcMar>
+              <w:top w:w="90" w:type="dxa"/>
+              <w:bottom w:w="90" w:type="dxa"/>
+              <w:left w:w="140" w:type="dxa"/>
+              <w:right w:w="140" w:type="dxa"/>
+            </w:tcMar>
+          </w:tcPr>
+          <w:p>
+            <w:r/>
+            <w:r>
+              <w:rPr>
+                <w:rFonts w:ascii="맑은 고딕" w:hAnsi="맑은 고딕" w:eastAsia="맑은 고딕"/>
+                <w:b w:val="0"/>
+                <w:color w:val="1E293B"/>
+                <w:sz w:val="19"/>
+              </w:rPr>
+              <w:t>4시간 이내</w:t>
+            </w:r>
+          </w:p>
+        </w:tc>
+      </w:tr>
+      <w:tr>
+        <w:tc>
+          <w:tcPr>
+            <w:tcW w:type="dxa" w:w="1958"/>
+            <w:shd w:fill="F8FAFC"/>
+            <w:tcMar>
+              <w:top w:w="90" w:type="dxa"/>
+              <w:bottom w:w="90" w:type="dxa"/>
+              <w:left w:w="140" w:type="dxa"/>
+              <w:right w:w="140" w:type="dxa"/>
+            </w:tcMar>
+          </w:tcPr>
+          <w:p>
+            <w:r/>
+            <w:r>
+              <w:rPr>
+                <w:rFonts w:ascii="맑은 고딕" w:hAnsi="맑은 고딕" w:eastAsia="맑은 고딕"/>
+                <w:b w:val="0"/>
+                <w:color w:val="1E293B"/>
+                <w:sz w:val="19"/>
+              </w:rPr>
+              <w:t>P2 (주요기능장애)</w:t>
+            </w:r>
+          </w:p>
+        </w:tc>
+        <w:tc>
+          <w:tcPr>
+            <w:tcW w:type="dxa" w:w="1958"/>
+            <w:shd w:fill="F8FAFC"/>
+            <w:tcMar>
+              <w:top w:w="90" w:type="dxa"/>
+              <w:bottom w:w="90" w:type="dxa"/>
+              <w:left w:w="140" w:type="dxa"/>
+              <w:right w:w="140" w:type="dxa"/>
+            </w:tcMar>
+          </w:tcPr>
+          <w:p>
+            <w:r/>
+            <w:r>
+              <w:rPr>
+                <w:rFonts w:ascii="맑은 고딕" w:hAnsi="맑은 고딕" w:eastAsia="맑은 고딕"/>
+                <w:b w:val="0"/>
+                <w:color w:val="1E293B"/>
+                <w:sz w:val="19"/>
+              </w:rPr>
+              <w:t>AI 3단계 추론 파이프라인 오류, OCR 파싱 중단, ProductLab 일배치 실패</w:t>
+            </w:r>
+          </w:p>
+        </w:tc>
+        <w:tc>
+          <w:tcPr>
+            <w:tcW w:type="dxa" w:w="1958"/>
+            <w:shd w:fill="F8FAFC"/>
+            <w:tcMar>
+              <w:top w:w="90" w:type="dxa"/>
+              <w:bottom w:w="90" w:type="dxa"/>
+              <w:left w:w="140" w:type="dxa"/>
+              <w:right w:w="140" w:type="dxa"/>
+            </w:tcMar>
+          </w:tcPr>
+          <w:p>
+            <w:r/>
+            <w:r>
+              <w:rPr>
+                <w:rFonts w:ascii="맑은 고딕" w:hAnsi="맑은 고딕" w:eastAsia="맑은 고딕"/>
+                <w:b w:val="0"/>
+                <w:color w:val="1E293B"/>
+                <w:sz w:val="19"/>
               </w:rPr>
               <w:t>30분 이내</w:t>
             </w:r>
@@ -284,21 +663,23 @@
         </w:tc>
         <w:tc>
           <w:tcPr>
-            <w:tcW w:type="dxa" w:w="1872"/>
+            <w:tcW w:type="dxa" w:w="1958"/>
+            <w:shd w:fill="F8FAFC"/>
             <w:tcMar>
-              <w:top w:w="100" w:type="dxa"/>
-              <w:bottom w:w="100" w:type="dxa"/>
-              <w:left w:w="130" w:type="dxa"/>
-              <w:right w:w="130" w:type="dxa"/>
+              <w:top w:w="90" w:type="dxa"/>
+              <w:bottom w:w="90" w:type="dxa"/>
+              <w:left w:w="140" w:type="dxa"/>
+              <w:right w:w="140" w:type="dxa"/>
             </w:tcMar>
-            <w:shd w:fill="F8FAFC"/>
           </w:tcPr>
           <w:p>
+            <w:r/>
             <w:r>
               <w:rPr>
-                <w:rFonts w:ascii="Malgun Gothic" w:hAnsi="Malgun Gothic"/>
-                <w:color w:val="334155"/>
-                <w:sz w:val="18"/>
+                <w:rFonts w:ascii="맑은 고딕" w:hAnsi="맑은 고딕" w:eastAsia="맑은 고딕"/>
+                <w:b w:val="0"/>
+                <w:color w:val="1E293B"/>
+                <w:sz w:val="19"/>
               </w:rPr>
               <w:t>2시간 이내</w:t>
             </w:r>
@@ -306,23 +687,25 @@
         </w:tc>
         <w:tc>
           <w:tcPr>
-            <w:tcW w:type="dxa" w:w="1872"/>
+            <w:tcW w:type="dxa" w:w="1958"/>
+            <w:shd w:fill="F8FAFC"/>
             <w:tcMar>
-              <w:top w:w="100" w:type="dxa"/>
-              <w:bottom w:w="100" w:type="dxa"/>
-              <w:left w:w="130" w:type="dxa"/>
-              <w:right w:w="130" w:type="dxa"/>
+              <w:top w:w="90" w:type="dxa"/>
+              <w:bottom w:w="90" w:type="dxa"/>
+              <w:left w:w="140" w:type="dxa"/>
+              <w:right w:w="140" w:type="dxa"/>
             </w:tcMar>
-            <w:shd w:fill="F8FAFC"/>
           </w:tcPr>
           <w:p>
+            <w:r/>
             <w:r>
               <w:rPr>
-                <w:rFonts w:ascii="Malgun Gothic" w:hAnsi="Malgun Gothic"/>
-                <w:color w:val="334155"/>
-                <w:sz w:val="18"/>
+                <w:rFonts w:ascii="맑은 고딕" w:hAnsi="맑은 고딕" w:eastAsia="맑은 고딕"/>
+                <w:b w:val="0"/>
+                <w:color w:val="1E293B"/>
+                <w:sz w:val="19"/>
               </w:rPr>
-              <w:t>6시간 이내</w:t>
+              <w:t>8시간 이내</w:t>
             </w:r>
           </w:p>
         </w:tc>
@@ -330,87 +713,193 @@
       <w:tr>
         <w:tc>
           <w:tcPr>
-            <w:tcW w:type="dxa" w:w="1872"/>
+            <w:tcW w:type="dxa" w:w="1958"/>
+            <w:shd w:fill="FFFFFF"/>
             <w:tcMar>
-              <w:top w:w="100" w:type="dxa"/>
-              <w:bottom w:w="100" w:type="dxa"/>
-              <w:left w:w="130" w:type="dxa"/>
-              <w:right w:w="130" w:type="dxa"/>
+              <w:top w:w="90" w:type="dxa"/>
+              <w:bottom w:w="90" w:type="dxa"/>
+              <w:left w:w="140" w:type="dxa"/>
+              <w:right w:w="140" w:type="dxa"/>
             </w:tcMar>
-            <w:shd w:fill="FFFFFF"/>
           </w:tcPr>
           <w:p>
+            <w:r/>
             <w:r>
               <w:rPr>
-                <w:rFonts w:ascii="Malgun Gothic" w:hAnsi="Malgun Gothic"/>
-                <w:color w:val="334155"/>
-                <w:sz w:val="18"/>
+                <w:rFonts w:ascii="맑은 고딕" w:hAnsi="맑은 고딕" w:eastAsia="맑은 고딕"/>
+                <w:b w:val="0"/>
+                <w:color w:val="1E293B"/>
+                <w:sz w:val="19"/>
               </w:rPr>
-              <w:t>P2 (중요)</w:t>
+              <w:t>P3 (부분/경미오류)</w:t>
             </w:r>
           </w:p>
         </w:tc>
         <w:tc>
           <w:tcPr>
-            <w:tcW w:type="dxa" w:w="1872"/>
+            <w:tcW w:type="dxa" w:w="1958"/>
+            <w:shd w:fill="FFFFFF"/>
             <w:tcMar>
-              <w:top w:w="100" w:type="dxa"/>
-              <w:bottom w:w="100" w:type="dxa"/>
-              <w:left w:w="130" w:type="dxa"/>
-              <w:right w:w="130" w:type="dxa"/>
+              <w:top w:w="90" w:type="dxa"/>
+              <w:bottom w:w="90" w:type="dxa"/>
+              <w:left w:w="140" w:type="dxa"/>
+              <w:right w:w="140" w:type="dxa"/>
             </w:tcMar>
-            <w:shd w:fill="FFFFFF"/>
           </w:tcPr>
           <w:p>
+            <w:r/>
             <w:r>
               <w:rPr>
-                <w:rFonts w:ascii="Malgun Gothic" w:hAnsi="Malgun Gothic"/>
-                <w:color w:val="334155"/>
-                <w:sz w:val="18"/>
+                <w:rFonts w:ascii="맑은 고딕" w:hAnsi="맑은 고딕" w:eastAsia="맑은 고딕"/>
+                <w:b w:val="0"/>
+                <w:color w:val="1E293B"/>
+                <w:sz w:val="19"/>
               </w:rPr>
-              <w:t>주요 기능 장애이나 우회 가능</w:t>
+              <w:t>특정 브라우저 UI 깨짐, 통계 엑셀 다운로드 지연, PDF 리포트 폰트 어긋남</w:t>
             </w:r>
           </w:p>
         </w:tc>
         <w:tc>
           <w:tcPr>
-            <w:tcW w:type="dxa" w:w="1872"/>
+            <w:tcW w:type="dxa" w:w="1958"/>
+            <w:shd w:fill="FFFFFF"/>
             <w:tcMar>
-              <w:top w:w="100" w:type="dxa"/>
-              <w:bottom w:w="100" w:type="dxa"/>
-              <w:left w:w="130" w:type="dxa"/>
-              <w:right w:w="130" w:type="dxa"/>
+              <w:top w:w="90" w:type="dxa"/>
+              <w:bottom w:w="90" w:type="dxa"/>
+              <w:left w:w="140" w:type="dxa"/>
+              <w:right w:w="140" w:type="dxa"/>
             </w:tcMar>
-            <w:shd w:fill="FFFFFF"/>
           </w:tcPr>
           <w:p>
+            <w:r/>
             <w:r>
               <w:rPr>
-                <w:rFonts w:ascii="Malgun Gothic" w:hAnsi="Malgun Gothic"/>
-                <w:color w:val="334155"/>
-                <w:sz w:val="18"/>
+                <w:rFonts w:ascii="맑은 고딕" w:hAnsi="맑은 고딕" w:eastAsia="맑은 고딕"/>
+                <w:b w:val="0"/>
+                <w:color w:val="1E293B"/>
+                <w:sz w:val="19"/>
               </w:rPr>
-              <w:t>1시간 이내</w:t>
+              <w:t>2시간 이내</w:t>
             </w:r>
           </w:p>
         </w:tc>
         <w:tc>
           <w:tcPr>
-            <w:tcW w:type="dxa" w:w="1872"/>
+            <w:tcW w:type="dxa" w:w="1958"/>
+            <w:shd w:fill="FFFFFF"/>
             <w:tcMar>
-              <w:top w:w="100" w:type="dxa"/>
-              <w:bottom w:w="100" w:type="dxa"/>
-              <w:left w:w="130" w:type="dxa"/>
-              <w:right w:w="130" w:type="dxa"/>
+              <w:top w:w="90" w:type="dxa"/>
+              <w:bottom w:w="90" w:type="dxa"/>
+              <w:left w:w="140" w:type="dxa"/>
+              <w:right w:w="140" w:type="dxa"/>
             </w:tcMar>
-            <w:shd w:fill="FFFFFF"/>
           </w:tcPr>
           <w:p>
+            <w:r/>
             <w:r>
               <w:rPr>
-                <w:rFonts w:ascii="Malgun Gothic" w:hAnsi="Malgun Gothic"/>
-                <w:color w:val="334155"/>
-                <w:sz w:val="18"/>
+                <w:rFonts w:ascii="맑은 고딕" w:hAnsi="맑은 고딕" w:eastAsia="맑은 고딕"/>
+                <w:b w:val="0"/>
+                <w:color w:val="1E293B"/>
+                <w:sz w:val="19"/>
+              </w:rPr>
+              <w:t>1영업일 이내</w:t>
+            </w:r>
+          </w:p>
+        </w:tc>
+        <w:tc>
+          <w:tcPr>
+            <w:tcW w:type="dxa" w:w="1958"/>
+            <w:shd w:fill="FFFFFF"/>
+            <w:tcMar>
+              <w:top w:w="90" w:type="dxa"/>
+              <w:bottom w:w="90" w:type="dxa"/>
+              <w:left w:w="140" w:type="dxa"/>
+              <w:right w:w="140" w:type="dxa"/>
+            </w:tcMar>
+          </w:tcPr>
+          <w:p>
+            <w:r/>
+            <w:r>
+              <w:rPr>
+                <w:rFonts w:ascii="맑은 고딕" w:hAnsi="맑은 고딕" w:eastAsia="맑은 고딕"/>
+                <w:b w:val="0"/>
+                <w:color w:val="1E293B"/>
+                <w:sz w:val="19"/>
+              </w:rPr>
+              <w:t>3영업일 이내</w:t>
+            </w:r>
+          </w:p>
+        </w:tc>
+      </w:tr>
+      <w:tr>
+        <w:tc>
+          <w:tcPr>
+            <w:tcW w:type="dxa" w:w="1958"/>
+            <w:shd w:fill="F8FAFC"/>
+            <w:tcMar>
+              <w:top w:w="90" w:type="dxa"/>
+              <w:bottom w:w="90" w:type="dxa"/>
+              <w:left w:w="140" w:type="dxa"/>
+              <w:right w:w="140" w:type="dxa"/>
+            </w:tcMar>
+          </w:tcPr>
+          <w:p>
+            <w:r/>
+            <w:r>
+              <w:rPr>
+                <w:rFonts w:ascii="맑은 고딕" w:hAnsi="맑은 고딕" w:eastAsia="맑은 고딕"/>
+                <w:b w:val="0"/>
+                <w:color w:val="1E293B"/>
+                <w:sz w:val="19"/>
+              </w:rPr>
+              <w:t>P4 (단순문의/지원)</w:t>
+            </w:r>
+          </w:p>
+        </w:tc>
+        <w:tc>
+          <w:tcPr>
+            <w:tcW w:type="dxa" w:w="1958"/>
+            <w:shd w:fill="F8FAFC"/>
+            <w:tcMar>
+              <w:top w:w="90" w:type="dxa"/>
+              <w:bottom w:w="90" w:type="dxa"/>
+              <w:left w:w="140" w:type="dxa"/>
+              <w:right w:w="140" w:type="dxa"/>
+            </w:tcMar>
+          </w:tcPr>
+          <w:p>
+            <w:r/>
+            <w:r>
+              <w:rPr>
+                <w:rFonts w:ascii="맑은 고딕" w:hAnsi="맑은 고딕" w:eastAsia="맑은 고딕"/>
+                <w:b w:val="0"/>
+                <w:color w:val="1E293B"/>
+                <w:sz w:val="19"/>
+              </w:rPr>
+              <w:t>신규 규제 룰셋 정규식 작성 자문, 현업 사용법 문의, 로그 추출 요청</w:t>
+            </w:r>
+          </w:p>
+        </w:tc>
+        <w:tc>
+          <w:tcPr>
+            <w:tcW w:type="dxa" w:w="1958"/>
+            <w:shd w:fill="F8FAFC"/>
+            <w:tcMar>
+              <w:top w:w="90" w:type="dxa"/>
+              <w:bottom w:w="90" w:type="dxa"/>
+              <w:left w:w="140" w:type="dxa"/>
+              <w:right w:w="140" w:type="dxa"/>
+            </w:tcMar>
+          </w:tcPr>
+          <w:p>
+            <w:r/>
+            <w:r>
+              <w:rPr>
+                <w:rFonts w:ascii="맑은 고딕" w:hAnsi="맑은 고딕" w:eastAsia="맑은 고딕"/>
+                <w:b w:val="0"/>
+                <w:color w:val="1E293B"/>
+                <w:sz w:val="19"/>
               </w:rPr>
               <w:t>4시간 이내</w:t>
             </w:r>
@@ -418,23 +907,157 @@
         </w:tc>
         <w:tc>
           <w:tcPr>
-            <w:tcW w:type="dxa" w:w="1872"/>
+            <w:tcW w:type="dxa" w:w="1958"/>
+            <w:shd w:fill="F8FAFC"/>
             <w:tcMar>
-              <w:top w:w="100" w:type="dxa"/>
-              <w:bottom w:w="100" w:type="dxa"/>
-              <w:left w:w="130" w:type="dxa"/>
-              <w:right w:w="130" w:type="dxa"/>
+              <w:top w:w="90" w:type="dxa"/>
+              <w:bottom w:w="90" w:type="dxa"/>
+              <w:left w:w="140" w:type="dxa"/>
+              <w:right w:w="140" w:type="dxa"/>
             </w:tcMar>
-            <w:shd w:fill="FFFFFF"/>
           </w:tcPr>
           <w:p>
+            <w:r/>
             <w:r>
               <w:rPr>
-                <w:rFonts w:ascii="Malgun Gothic" w:hAnsi="Malgun Gothic"/>
-                <w:color w:val="334155"/>
-                <w:sz w:val="18"/>
+                <w:rFonts w:ascii="맑은 고딕" w:hAnsi="맑은 고딕" w:eastAsia="맑은 고딕"/>
+                <w:b w:val="0"/>
+                <w:color w:val="1E293B"/>
+                <w:sz w:val="19"/>
               </w:rPr>
-              <w:t>12시간 이내</w:t>
+              <w:t>-</w:t>
+            </w:r>
+          </w:p>
+        </w:tc>
+        <w:tc>
+          <w:tcPr>
+            <w:tcW w:type="dxa" w:w="1958"/>
+            <w:shd w:fill="F8FAFC"/>
+            <w:tcMar>
+              <w:top w:w="90" w:type="dxa"/>
+              <w:bottom w:w="90" w:type="dxa"/>
+              <w:left w:w="140" w:type="dxa"/>
+              <w:right w:w="140" w:type="dxa"/>
+            </w:tcMar>
+          </w:tcPr>
+          <w:p>
+            <w:r/>
+            <w:r>
+              <w:rPr>
+                <w:rFonts w:ascii="맑은 고딕" w:hAnsi="맑은 고딕" w:eastAsia="맑은 고딕"/>
+                <w:b w:val="0"/>
+                <w:color w:val="1E293B"/>
+                <w:sz w:val="19"/>
+              </w:rPr>
+              <w:t>5영업일 이내</w:t>
+            </w:r>
+          </w:p>
+        </w:tc>
+      </w:tr>
+    </w:tbl>
+    <w:p/>
+    <w:p>
+      <w:r>
+        <w:rPr>
+          <w:rFonts w:ascii="맑은 고딕" w:hAnsi="맑은 고딕" w:eastAsia="맑은 고딕"/>
+          <w:b/>
+          <w:color w:val="1B365D"/>
+          <w:sz w:val="25"/>
+        </w:rPr>
+        <w:t>2. 무상 하자보수 vs 유상 유지관리(FinOps 포함) 명확한 경계 기준</w:t>
+      </w:r>
+    </w:p>
+    <w:tbl>
+      <w:tblPr>
+        <w:tblStyle w:val="TableGrid"/>
+        <w:tblW w:type="auto" w:w="0"/>
+        <w:jc w:val="center"/>
+        <w:tblLook w:firstColumn="1" w:firstRow="1" w:lastColumn="0" w:lastRow="0" w:noHBand="0" w:noVBand="1" w:val="04A0"/>
+      </w:tblPr>
+      <w:tblGrid>
+        <w:gridCol w:w="3264"/>
+        <w:gridCol w:w="3264"/>
+        <w:gridCol w:w="3264"/>
+      </w:tblGrid>
+      <w:tr>
+        <w:tc>
+          <w:tcPr>
+            <w:tcW w:type="dxa" w:w="3264"/>
+            <w:shd w:fill="1B365D"/>
+            <w:tcMar>
+              <w:top w:w="110" w:type="dxa"/>
+              <w:bottom w:w="110" w:type="dxa"/>
+              <w:left w:w="140" w:type="dxa"/>
+              <w:right w:w="140" w:type="dxa"/>
+            </w:tcMar>
+          </w:tcPr>
+          <w:p>
+            <w:pPr>
+              <w:jc w:val="center"/>
+            </w:pPr>
+            <w:r/>
+            <w:r>
+              <w:rPr>
+                <w:rFonts w:ascii="맑은 고딕" w:hAnsi="맑은 고딕" w:eastAsia="맑은 고딕"/>
+                <w:b/>
+                <w:color w:val="FFFFFF"/>
+                <w:sz w:val="19"/>
+              </w:rPr>
+              <w:t>구분</w:t>
+            </w:r>
+          </w:p>
+        </w:tc>
+        <w:tc>
+          <w:tcPr>
+            <w:tcW w:type="dxa" w:w="3264"/>
+            <w:shd w:fill="1B365D"/>
+            <w:tcMar>
+              <w:top w:w="110" w:type="dxa"/>
+              <w:bottom w:w="110" w:type="dxa"/>
+              <w:left w:w="140" w:type="dxa"/>
+              <w:right w:w="140" w:type="dxa"/>
+            </w:tcMar>
+          </w:tcPr>
+          <w:p>
+            <w:pPr>
+              <w:jc w:val="center"/>
+            </w:pPr>
+            <w:r/>
+            <w:r>
+              <w:rPr>
+                <w:rFonts w:ascii="맑은 고딕" w:hAnsi="맑은 고딕" w:eastAsia="맑은 고딕"/>
+                <w:b/>
+                <w:color w:val="FFFFFF"/>
+                <w:sz w:val="19"/>
+              </w:rPr>
+              <w:t>무상 하자보수 포함 범위 (1년간 무상)</w:t>
+            </w:r>
+          </w:p>
+        </w:tc>
+        <w:tc>
+          <w:tcPr>
+            <w:tcW w:type="dxa" w:w="3264"/>
+            <w:shd w:fill="1B365D"/>
+            <w:tcMar>
+              <w:top w:w="110" w:type="dxa"/>
+              <w:bottom w:w="110" w:type="dxa"/>
+              <w:left w:w="140" w:type="dxa"/>
+              <w:right w:w="140" w:type="dxa"/>
+            </w:tcMar>
+          </w:tcPr>
+          <w:p>
+            <w:pPr>
+              <w:jc w:val="center"/>
+            </w:pPr>
+            <w:r/>
+            <w:r>
+              <w:rPr>
+                <w:rFonts w:ascii="맑은 고딕" w:hAnsi="맑은 고딕" w:eastAsia="맑은 고딕"/>
+                <w:b/>
+                <w:color w:val="FFFFFF"/>
+                <w:sz w:val="19"/>
+              </w:rPr>
+              <w:t>유상 유지관리 / 별도 실비 대상 (무상 제외)</w:t>
             </w:r>
           </w:p>
         </w:tc>
@@ -442,111 +1065,73 @@
       <w:tr>
         <w:tc>
           <w:tcPr>
-            <w:tcW w:type="dxa" w:w="1872"/>
+            <w:tcW w:type="dxa" w:w="3264"/>
+            <w:shd w:fill="FFFFFF"/>
             <w:tcMar>
-              <w:top w:w="100" w:type="dxa"/>
-              <w:bottom w:w="100" w:type="dxa"/>
-              <w:left w:w="130" w:type="dxa"/>
-              <w:right w:w="130" w:type="dxa"/>
+              <w:top w:w="90" w:type="dxa"/>
+              <w:bottom w:w="90" w:type="dxa"/>
+              <w:left w:w="140" w:type="dxa"/>
+              <w:right w:w="140" w:type="dxa"/>
             </w:tcMar>
-            <w:shd w:fill="F8FAFC"/>
           </w:tcPr>
           <w:p>
+            <w:r/>
             <w:r>
               <w:rPr>
-                <w:rFonts w:ascii="Malgun Gothic" w:hAnsi="Malgun Gothic"/>
-                <w:color w:val="334155"/>
-                <w:sz w:val="18"/>
+                <w:rFonts w:ascii="맑은 고딕" w:hAnsi="맑은 고딕" w:eastAsia="맑은 고딕"/>
+                <w:b w:val="0"/>
+                <w:color w:val="1E293B"/>
+                <w:sz w:val="19"/>
               </w:rPr>
-              <w:t>P3 (보통)</w:t>
+              <w:t>애플리케이션·버그</w:t>
             </w:r>
           </w:p>
         </w:tc>
         <w:tc>
           <w:tcPr>
-            <w:tcW w:type="dxa" w:w="1872"/>
+            <w:tcW w:type="dxa" w:w="3264"/>
+            <w:shd w:fill="FFFFFF"/>
             <w:tcMar>
-              <w:top w:w="100" w:type="dxa"/>
-              <w:bottom w:w="100" w:type="dxa"/>
-              <w:left w:w="130" w:type="dxa"/>
-              <w:right w:w="130" w:type="dxa"/>
+              <w:top w:w="90" w:type="dxa"/>
+              <w:bottom w:w="90" w:type="dxa"/>
+              <w:left w:w="140" w:type="dxa"/>
+              <w:right w:w="140" w:type="dxa"/>
             </w:tcMar>
-            <w:shd w:fill="F8FAFC"/>
           </w:tcPr>
           <w:p>
+            <w:r/>
             <w:r>
               <w:rPr>
-                <w:rFonts w:ascii="Malgun Gothic" w:hAnsi="Malgun Gothic"/>
-                <w:color w:val="334155"/>
-                <w:sz w:val="18"/>
+                <w:rFonts w:ascii="맑은 고딕" w:hAnsi="맑은 고딕" w:eastAsia="맑은 고딕"/>
+                <w:b w:val="0"/>
+                <w:color w:val="1E293B"/>
+                <w:sz w:val="19"/>
               </w:rPr>
-              <w:t>비핵심 기능 오류, 리포트 출력 지연</w:t>
+              <w:t>요구사항정의서(61건) 및 설계서 대비 소스코드 결함, 연산 오류, API 버그 수정</w:t>
             </w:r>
           </w:p>
         </w:tc>
         <w:tc>
           <w:tcPr>
-            <w:tcW w:type="dxa" w:w="1872"/>
+            <w:tcW w:type="dxa" w:w="3264"/>
+            <w:shd w:fill="FFFFFF"/>
             <w:tcMar>
-              <w:top w:w="100" w:type="dxa"/>
-              <w:bottom w:w="100" w:type="dxa"/>
-              <w:left w:w="130" w:type="dxa"/>
-              <w:right w:w="130" w:type="dxa"/>
+              <w:top w:w="90" w:type="dxa"/>
+              <w:bottom w:w="90" w:type="dxa"/>
+              <w:left w:w="140" w:type="dxa"/>
+              <w:right w:w="140" w:type="dxa"/>
             </w:tcMar>
-            <w:shd w:fill="F8FAFC"/>
           </w:tcPr>
           <w:p>
+            <w:r/>
             <w:r>
               <w:rPr>
-                <w:rFonts w:ascii="Malgun Gothic" w:hAnsi="Malgun Gothic"/>
-                <w:color w:val="334155"/>
-                <w:sz w:val="18"/>
+                <w:rFonts w:ascii="맑은 고딕" w:hAnsi="맑은 고딕" w:eastAsia="맑은 고딕"/>
+                <w:b w:val="0"/>
+                <w:color w:val="1E293B"/>
+                <w:sz w:val="19"/>
               </w:rPr>
-              <w:t>2시간 이내</w:t>
-            </w:r>
-          </w:p>
-        </w:tc>
-        <w:tc>
-          <w:tcPr>
-            <w:tcW w:type="dxa" w:w="1872"/>
-            <w:tcMar>
-              <w:top w:w="100" w:type="dxa"/>
-              <w:bottom w:w="100" w:type="dxa"/>
-              <w:left w:w="130" w:type="dxa"/>
-              <w:right w:w="130" w:type="dxa"/>
-            </w:tcMar>
-            <w:shd w:fill="F8FAFC"/>
-          </w:tcPr>
-          <w:p>
-            <w:r>
-              <w:rPr>
-                <w:rFonts w:ascii="Malgun Gothic" w:hAnsi="Malgun Gothic"/>
-                <w:color w:val="334155"/>
-                <w:sz w:val="18"/>
-              </w:rPr>
-              <w:t>8시간 이내</w:t>
-            </w:r>
-          </w:p>
-        </w:tc>
-        <w:tc>
-          <w:tcPr>
-            <w:tcW w:type="dxa" w:w="1872"/>
-            <w:tcMar>
-              <w:top w:w="100" w:type="dxa"/>
-              <w:bottom w:w="100" w:type="dxa"/>
-              <w:left w:w="130" w:type="dxa"/>
-              <w:right w:w="130" w:type="dxa"/>
-            </w:tcMar>
-            <w:shd w:fill="F8FAFC"/>
-          </w:tcPr>
-          <w:p>
-            <w:r>
-              <w:rPr>
-                <w:rFonts w:ascii="Malgun Gothic" w:hAnsi="Malgun Gothic"/>
-                <w:color w:val="334155"/>
-                <w:sz w:val="18"/>
-              </w:rPr>
-              <w:t>24시간 이내</w:t>
+              <w:t>신규 사업부 화면 추가, 타 기간계(ERP/CRM) 신규 인터페이스 개발</w:t>
             </w:r>
           </w:p>
         </w:tc>
@@ -554,111 +1139,147 @@
       <w:tr>
         <w:tc>
           <w:tcPr>
-            <w:tcW w:type="dxa" w:w="1872"/>
+            <w:tcW w:type="dxa" w:w="3264"/>
+            <w:shd w:fill="F8FAFC"/>
             <w:tcMar>
-              <w:top w:w="100" w:type="dxa"/>
-              <w:bottom w:w="100" w:type="dxa"/>
-              <w:left w:w="130" w:type="dxa"/>
-              <w:right w:w="130" w:type="dxa"/>
+              <w:top w:w="90" w:type="dxa"/>
+              <w:bottom w:w="90" w:type="dxa"/>
+              <w:left w:w="140" w:type="dxa"/>
+              <w:right w:w="140" w:type="dxa"/>
             </w:tcMar>
-            <w:shd w:fill="FFFFFF"/>
           </w:tcPr>
           <w:p>
+            <w:r/>
             <w:r>
               <w:rPr>
-                <w:rFonts w:ascii="Malgun Gothic" w:hAnsi="Malgun Gothic"/>
-                <w:color w:val="334155"/>
-                <w:sz w:val="18"/>
+                <w:rFonts w:ascii="맑은 고딕" w:hAnsi="맑은 고딕" w:eastAsia="맑은 고딕"/>
+                <w:b w:val="0"/>
+                <w:color w:val="1E293B"/>
+                <w:sz w:val="19"/>
               </w:rPr>
-              <w:t>P4 (경미)</w:t>
+              <w:t>AI 프롬프트·룰셋</w:t>
             </w:r>
           </w:p>
         </w:tc>
         <w:tc>
           <w:tcPr>
-            <w:tcW w:type="dxa" w:w="1872"/>
+            <w:tcW w:type="dxa" w:w="3264"/>
+            <w:shd w:fill="F8FAFC"/>
             <w:tcMar>
-              <w:top w:w="100" w:type="dxa"/>
-              <w:bottom w:w="100" w:type="dxa"/>
-              <w:left w:w="130" w:type="dxa"/>
-              <w:right w:w="130" w:type="dxa"/>
+              <w:top w:w="90" w:type="dxa"/>
+              <w:bottom w:w="90" w:type="dxa"/>
+              <w:left w:w="140" w:type="dxa"/>
+              <w:right w:w="140" w:type="dxa"/>
             </w:tcMar>
-            <w:shd w:fill="FFFFFF"/>
           </w:tcPr>
           <w:p>
+            <w:r/>
             <w:r>
               <w:rPr>
-                <w:rFonts w:ascii="Malgun Gothic" w:hAnsi="Malgun Gothic"/>
-                <w:color w:val="334155"/>
-                <w:sz w:val="18"/>
+                <w:rFonts w:ascii="맑은 고딕" w:hAnsi="맑은 고딕" w:eastAsia="맑은 고딕"/>
+                <w:b w:val="0"/>
+                <w:color w:val="1E293B"/>
+                <w:sz w:val="19"/>
               </w:rPr>
-              <w:t>단순 UI 오탈자, 레이블 조정</w:t>
+              <w:t>기 구축된 100대 규제 룰셋 정규식 오류 수정 및 파서 버그 패치</w:t>
             </w:r>
           </w:p>
         </w:tc>
         <w:tc>
           <w:tcPr>
-            <w:tcW w:type="dxa" w:w="1872"/>
+            <w:tcW w:type="dxa" w:w="3264"/>
+            <w:shd w:fill="F8FAFC"/>
             <w:tcMar>
-              <w:top w:w="100" w:type="dxa"/>
-              <w:bottom w:w="100" w:type="dxa"/>
-              <w:left w:w="130" w:type="dxa"/>
-              <w:right w:w="130" w:type="dxa"/>
+              <w:top w:w="90" w:type="dxa"/>
+              <w:bottom w:w="90" w:type="dxa"/>
+              <w:left w:w="140" w:type="dxa"/>
+              <w:right w:w="140" w:type="dxa"/>
             </w:tcMar>
-            <w:shd w:fill="FFFFFF"/>
           </w:tcPr>
           <w:p>
+            <w:r/>
             <w:r>
               <w:rPr>
-                <w:rFonts w:ascii="Malgun Gothic" w:hAnsi="Malgun Gothic"/>
-                <w:color w:val="334155"/>
-                <w:sz w:val="18"/>
+                <w:rFonts w:ascii="맑은 고딕" w:hAnsi="맑은 고딕" w:eastAsia="맑은 고딕"/>
+                <w:b w:val="0"/>
+                <w:color w:val="1E293B"/>
+                <w:sz w:val="19"/>
               </w:rPr>
-              <w:t>4시간 이내</w:t>
+              <w:t>법령 전면 개정에 따른 신규 도메인(건강기능식품·의료기기 등) 프롬프트 재설계</w:t>
+            </w:r>
+          </w:p>
+        </w:tc>
+      </w:tr>
+      <w:tr>
+        <w:tc>
+          <w:tcPr>
+            <w:tcW w:type="dxa" w:w="3264"/>
+            <w:shd w:fill="FFFFFF"/>
+            <w:tcMar>
+              <w:top w:w="90" w:type="dxa"/>
+              <w:bottom w:w="90" w:type="dxa"/>
+              <w:left w:w="140" w:type="dxa"/>
+              <w:right w:w="140" w:type="dxa"/>
+            </w:tcMar>
+          </w:tcPr>
+          <w:p>
+            <w:r/>
+            <w:r>
+              <w:rPr>
+                <w:rFonts w:ascii="맑은 고딕" w:hAnsi="맑은 고딕" w:eastAsia="맑은 고딕"/>
+                <w:b w:val="0"/>
+                <w:color w:val="1E293B"/>
+                <w:sz w:val="19"/>
+              </w:rPr>
+              <w:t>클라우드·토큰 실비</w:t>
             </w:r>
           </w:p>
         </w:tc>
         <w:tc>
           <w:tcPr>
-            <w:tcW w:type="dxa" w:w="1872"/>
+            <w:tcW w:type="dxa" w:w="3264"/>
+            <w:shd w:fill="FFFFFF"/>
             <w:tcMar>
-              <w:top w:w="100" w:type="dxa"/>
-              <w:bottom w:w="100" w:type="dxa"/>
-              <w:left w:w="130" w:type="dxa"/>
-              <w:right w:w="130" w:type="dxa"/>
+              <w:top w:w="90" w:type="dxa"/>
+              <w:bottom w:w="90" w:type="dxa"/>
+              <w:left w:w="140" w:type="dxa"/>
+              <w:right w:w="140" w:type="dxa"/>
             </w:tcMar>
-            <w:shd w:fill="FFFFFF"/>
           </w:tcPr>
           <w:p>
+            <w:r/>
             <w:r>
               <w:rPr>
-                <w:rFonts w:ascii="Malgun Gothic" w:hAnsi="Malgun Gothic"/>
-                <w:color w:val="334155"/>
-                <w:sz w:val="18"/>
+                <w:rFonts w:ascii="맑은 고딕" w:hAnsi="맑은 고딕" w:eastAsia="맑은 고딕"/>
+                <w:b w:val="0"/>
+                <w:color w:val="1E293B"/>
+                <w:sz w:val="19"/>
               </w:rPr>
-              <w:t>협의 일정</w:t>
+              <w:t>EKS/RDS 설정 오류 패치 및 월 1회 정기 예방점검 보고서 제출</w:t>
             </w:r>
           </w:p>
         </w:tc>
         <w:tc>
           <w:tcPr>
-            <w:tcW w:type="dxa" w:w="1872"/>
+            <w:tcW w:type="dxa" w:w="3264"/>
+            <w:shd w:fill="FFFFFF"/>
             <w:tcMar>
-              <w:top w:w="100" w:type="dxa"/>
-              <w:bottom w:w="100" w:type="dxa"/>
-              <w:left w:w="130" w:type="dxa"/>
-              <w:right w:w="130" w:type="dxa"/>
+              <w:top w:w="90" w:type="dxa"/>
+              <w:bottom w:w="90" w:type="dxa"/>
+              <w:left w:w="140" w:type="dxa"/>
+              <w:right w:w="140" w:type="dxa"/>
             </w:tcMar>
-            <w:shd w:fill="FFFFFF"/>
           </w:tcPr>
           <w:p>
+            <w:r/>
             <w:r>
               <w:rPr>
-                <w:rFonts w:ascii="Malgun Gothic" w:hAnsi="Malgun Gothic"/>
-                <w:color w:val="334155"/>
-                <w:sz w:val="18"/>
+                <w:rFonts w:ascii="맑은 고딕" w:hAnsi="맑은 고딕" w:eastAsia="맑은 고딕"/>
+                <w:b w:val="0"/>
+                <w:color w:val="1E293B"/>
+                <w:sz w:val="19"/>
               </w:rPr>
-              <w:t>정기 패치일 반영</w:t>
+              <w:t>AWS 클라우드 인프라 월 사용료 및 OpenAI·Anthropic·Clova API 호출 토큰 실비</w:t>
             </w:r>
           </w:p>
         </w:tc>
@@ -667,118 +1288,132 @@
     <w:p/>
     <w:p>
       <w:pPr>
-        <w:spacing w:before="160" w:after="80"/>
+        <w:jc w:val="right"/>
       </w:pPr>
       <w:r>
         <w:rPr>
-          <w:rFonts w:ascii="Malgun Gothic" w:hAnsi="Malgun Gothic"/>
+          <w:rFonts w:ascii="맑은 고딕" w:hAnsi="맑은 고딕" w:eastAsia="맑은 고딕"/>
           <w:b/>
-          <w:color w:val="2563EB"/>
-          <w:sz w:val="26"/>
+          <w:color w:val="0F172A"/>
+          <w:sz w:val="21"/>
         </w:rPr>
-        <w:t>제3조 (유상 계약 전환 요율)</w:t>
+        <w:t>확정 및 서명일자: 2026년 10월 30일</w:t>
       </w:r>
     </w:p>
-    <w:p>
-      <w:pPr>
-        <w:spacing w:line="312" w:lineRule="auto" w:after="60"/>
-      </w:pPr>
-      <w:r>
-        <w:rPr>
-          <w:rFonts w:ascii="Malgun Gothic" w:hAnsi="Malgun Gothic"/>
-          <w:color w:val="334155"/>
-          <w:sz w:val="20"/>
-        </w:rPr>
-        <w:t>1. 1년 무상 기간 만료 후 유상 계약 체결 시 개발 구축 금액의 10% ~ 15% 범위에서 산정한다.</w:t>
-      </w:r>
-    </w:p>
-    <w:p>
-      <w:pPr>
-        <w:jc w:val="center"/>
-      </w:pPr>
-      <w:r>
-        <w:rPr>
-          <w:rFonts w:ascii="Malgun Gothic" w:hAnsi="Malgun Gothic"/>
-          <w:b/>
-          <w:sz w:val="21"/>
-        </w:rPr>
-        <w:t>합의 및 확인일자: 202  년     월     일</w:t>
-      </w:r>
-    </w:p>
-    <w:p/>
     <w:tbl>
       <w:tblPr>
+        <w:tblStyle w:val="TableGrid"/>
         <w:tblW w:type="auto" w:w="0"/>
         <w:jc w:val="center"/>
         <w:tblLook w:firstColumn="1" w:firstRow="1" w:lastColumn="0" w:lastRow="0" w:noHBand="0" w:noVBand="1" w:val="04A0"/>
       </w:tblPr>
       <w:tblGrid>
-        <w:gridCol w:w="3120"/>
-        <w:gridCol w:w="3120"/>
-        <w:gridCol w:w="3120"/>
+        <w:gridCol w:w="2448"/>
+        <w:gridCol w:w="2448"/>
+        <w:gridCol w:w="2448"/>
+        <w:gridCol w:w="2448"/>
       </w:tblGrid>
       <w:tr>
         <w:tc>
           <w:tcPr>
-            <w:tcW w:type="dxa" w:w="3120"/>
-            <w:shd w:fill="334155"/>
+            <w:tcW w:type="dxa" w:w="2448"/>
+            <w:shd w:fill="1B365D"/>
             <w:tcMar>
-              <w:top w:w="90" w:type="dxa"/>
-              <w:bottom w:w="90" w:type="dxa"/>
-              <w:left w:w="110" w:type="dxa"/>
-              <w:right w:w="110" w:type="dxa"/>
+              <w:top w:w="110" w:type="dxa"/>
+              <w:bottom w:w="110" w:type="dxa"/>
+              <w:left w:w="140" w:type="dxa"/>
+              <w:right w:w="140" w:type="dxa"/>
             </w:tcMar>
           </w:tcPr>
           <w:p>
+            <w:pPr>
+              <w:jc w:val="center"/>
+            </w:pPr>
+            <w:r/>
             <w:r>
               <w:rPr>
-                <w:rFonts w:ascii="Malgun Gothic" w:hAnsi="Malgun Gothic"/>
+                <w:rFonts w:ascii="맑은 고딕" w:hAnsi="맑은 고딕" w:eastAsia="맑은 고딕"/>
                 <w:b/>
                 <w:color w:val="FFFFFF"/>
                 <w:sz w:val="19"/>
               </w:rPr>
-              <w:t>구 분</w:t>
+              <w:t>구분</w:t>
             </w:r>
           </w:p>
         </w:tc>
         <w:tc>
           <w:tcPr>
-            <w:tcW w:type="dxa" w:w="3120"/>
-            <w:shd w:fill="334155"/>
+            <w:tcW w:type="dxa" w:w="2448"/>
+            <w:shd w:fill="1B365D"/>
             <w:tcMar>
-              <w:top w:w="90" w:type="dxa"/>
-              <w:bottom w:w="90" w:type="dxa"/>
-              <w:left w:w="110" w:type="dxa"/>
-              <w:right w:w="110" w:type="dxa"/>
+              <w:top w:w="110" w:type="dxa"/>
+              <w:bottom w:w="110" w:type="dxa"/>
+              <w:left w:w="140" w:type="dxa"/>
+              <w:right w:w="140" w:type="dxa"/>
             </w:tcMar>
           </w:tcPr>
           <w:p>
+            <w:pPr>
+              <w:jc w:val="center"/>
+            </w:pPr>
+            <w:r/>
             <w:r>
               <w:rPr>
-                <w:rFonts w:ascii="Malgun Gothic" w:hAnsi="Malgun Gothic"/>
+                <w:rFonts w:ascii="맑은 고딕" w:hAnsi="맑은 고딕" w:eastAsia="맑은 고딕"/>
                 <w:b/>
                 <w:color w:val="FFFFFF"/>
                 <w:sz w:val="19"/>
               </w:rPr>
-              <w:t>소속 / 직급 / 성명</w:t>
+              <w:t>소속 기관 및 부서</w:t>
             </w:r>
           </w:p>
         </w:tc>
         <w:tc>
           <w:tcPr>
-            <w:tcW w:type="dxa" w:w="3120"/>
-            <w:shd w:fill="334155"/>
+            <w:tcW w:type="dxa" w:w="2448"/>
+            <w:shd w:fill="1B365D"/>
             <w:tcMar>
-              <w:top w:w="90" w:type="dxa"/>
-              <w:bottom w:w="90" w:type="dxa"/>
-              <w:left w:w="110" w:type="dxa"/>
-              <w:right w:w="110" w:type="dxa"/>
+              <w:top w:w="110" w:type="dxa"/>
+              <w:bottom w:w="110" w:type="dxa"/>
+              <w:left w:w="140" w:type="dxa"/>
+              <w:right w:w="140" w:type="dxa"/>
             </w:tcMar>
           </w:tcPr>
           <w:p>
+            <w:pPr>
+              <w:jc w:val="center"/>
+            </w:pPr>
+            <w:r/>
             <w:r>
               <w:rPr>
-                <w:rFonts w:ascii="Malgun Gothic" w:hAnsi="Malgun Gothic"/>
+                <w:rFonts w:ascii="맑은 고딕" w:hAnsi="맑은 고딕" w:eastAsia="맑은 고딕"/>
+                <w:b/>
+                <w:color w:val="FFFFFF"/>
+                <w:sz w:val="19"/>
+              </w:rPr>
+              <w:t>직급 / 성명</w:t>
+            </w:r>
+          </w:p>
+        </w:tc>
+        <w:tc>
+          <w:tcPr>
+            <w:tcW w:type="dxa" w:w="2448"/>
+            <w:shd w:fill="1B365D"/>
+            <w:tcMar>
+              <w:top w:w="110" w:type="dxa"/>
+              <w:bottom w:w="110" w:type="dxa"/>
+              <w:left w:w="140" w:type="dxa"/>
+              <w:right w:w="140" w:type="dxa"/>
+            </w:tcMar>
+          </w:tcPr>
+          <w:p>
+            <w:pPr>
+              <w:jc w:val="center"/>
+            </w:pPr>
+            <w:r/>
+            <w:r>
+              <w:rPr>
+                <w:rFonts w:ascii="맑은 고딕" w:hAnsi="맑은 고딕" w:eastAsia="맑은 고딕"/>
                 <w:b/>
                 <w:color w:val="FFFFFF"/>
                 <w:sz w:val="19"/>
@@ -791,61 +1426,97 @@
       <w:tr>
         <w:tc>
           <w:tcPr>
-            <w:tcW w:type="dxa" w:w="3120"/>
+            <w:tcW w:type="dxa" w:w="2448"/>
+            <w:shd w:fill="FFFFFF"/>
             <w:tcMar>
-              <w:top w:w="100" w:type="dxa"/>
-              <w:bottom w:w="100" w:type="dxa"/>
-              <w:left w:w="110" w:type="dxa"/>
-              <w:right w:w="110" w:type="dxa"/>
+              <w:top w:w="90" w:type="dxa"/>
+              <w:bottom w:w="90" w:type="dxa"/>
+              <w:left w:w="140" w:type="dxa"/>
+              <w:right w:w="140" w:type="dxa"/>
             </w:tcMar>
           </w:tcPr>
           <w:p>
+            <w:r/>
             <w:r>
               <w:rPr>
-                <w:rFonts w:ascii="Malgun Gothic" w:hAnsi="Malgun Gothic"/>
-                <w:sz w:val="18"/>
+                <w:rFonts w:ascii="맑은 고딕" w:hAnsi="맑은 고딕" w:eastAsia="맑은 고딕"/>
+                <w:b w:val="0"/>
+                <w:color w:val="1E293B"/>
+                <w:sz w:val="19"/>
               </w:rPr>
-              <w:t>고객사</w:t>
+              <w:t>발주처 (갑)</w:t>
             </w:r>
           </w:p>
         </w:tc>
         <w:tc>
           <w:tcPr>
-            <w:tcW w:type="dxa" w:w="3120"/>
+            <w:tcW w:type="dxa" w:w="2448"/>
+            <w:shd w:fill="FFFFFF"/>
             <w:tcMar>
-              <w:top w:w="100" w:type="dxa"/>
-              <w:bottom w:w="100" w:type="dxa"/>
-              <w:left w:w="110" w:type="dxa"/>
-              <w:right w:w="110" w:type="dxa"/>
+              <w:top w:w="90" w:type="dxa"/>
+              <w:bottom w:w="90" w:type="dxa"/>
+              <w:left w:w="140" w:type="dxa"/>
+              <w:right w:w="140" w:type="dxa"/>
             </w:tcMar>
           </w:tcPr>
           <w:p>
+            <w:r/>
             <w:r>
               <w:rPr>
-                <w:rFonts w:ascii="Malgun Gothic" w:hAnsi="Malgun Gothic"/>
-                <w:sz w:val="18"/>
+                <w:rFonts w:ascii="맑은 고딕" w:hAnsi="맑은 고딕" w:eastAsia="맑은 고딕"/>
+                <w:b w:val="0"/>
+                <w:color w:val="1E293B"/>
+                <w:sz w:val="19"/>
               </w:rPr>
-              <w:t>주식회사 [고객회사명] 대표이사 [           ]</w:t>
+              <w:t>주식회사 한빛글로벌 IT정보화팀</w:t>
             </w:r>
           </w:p>
         </w:tc>
         <w:tc>
           <w:tcPr>
-            <w:tcW w:type="dxa" w:w="3120"/>
+            <w:tcW w:type="dxa" w:w="2448"/>
+            <w:shd w:fill="FFFFFF"/>
             <w:tcMar>
-              <w:top w:w="100" w:type="dxa"/>
-              <w:bottom w:w="100" w:type="dxa"/>
-              <w:left w:w="110" w:type="dxa"/>
-              <w:right w:w="110" w:type="dxa"/>
+              <w:top w:w="90" w:type="dxa"/>
+              <w:bottom w:w="90" w:type="dxa"/>
+              <w:left w:w="140" w:type="dxa"/>
+              <w:right w:w="140" w:type="dxa"/>
             </w:tcMar>
           </w:tcPr>
           <w:p>
+            <w:r/>
             <w:r>
               <w:rPr>
-                <w:rFonts w:ascii="Malgun Gothic" w:hAnsi="Malgun Gothic"/>
-                <w:sz w:val="18"/>
+                <w:rFonts w:ascii="맑은 고딕" w:hAnsi="맑은 고딕" w:eastAsia="맑은 고딕"/>
+                <w:b w:val="0"/>
+                <w:color w:val="1E293B"/>
+                <w:sz w:val="19"/>
               </w:rPr>
-              <w:t>(서명 또는 인)</w:t>
+              <w:t>팀장 정 태 윤</w:t>
+            </w:r>
+          </w:p>
+        </w:tc>
+        <w:tc>
+          <w:tcPr>
+            <w:tcW w:type="dxa" w:w="2448"/>
+            <w:shd w:fill="FFFFFF"/>
+            <w:tcMar>
+              <w:top w:w="90" w:type="dxa"/>
+              <w:bottom w:w="90" w:type="dxa"/>
+              <w:left w:w="140" w:type="dxa"/>
+              <w:right w:w="140" w:type="dxa"/>
+            </w:tcMar>
+          </w:tcPr>
+          <w:p>
+            <w:r/>
+            <w:r>
+              <w:rPr>
+                <w:rFonts w:ascii="맑은 고딕" w:hAnsi="맑은 고딕" w:eastAsia="맑은 고딕"/>
+                <w:b w:val="0"/>
+                <w:color w:val="1E293B"/>
+                <w:sz w:val="19"/>
+              </w:rPr>
+              <w:t>(서명 완료)</w:t>
             </w:r>
           </w:p>
         </w:tc>
@@ -853,61 +1524,97 @@
       <w:tr>
         <w:tc>
           <w:tcPr>
-            <w:tcW w:type="dxa" w:w="3120"/>
+            <w:tcW w:type="dxa" w:w="2448"/>
+            <w:shd w:fill="F8FAFC"/>
             <w:tcMar>
-              <w:top w:w="100" w:type="dxa"/>
-              <w:bottom w:w="100" w:type="dxa"/>
-              <w:left w:w="110" w:type="dxa"/>
-              <w:right w:w="110" w:type="dxa"/>
+              <w:top w:w="90" w:type="dxa"/>
+              <w:bottom w:w="90" w:type="dxa"/>
+              <w:left w:w="140" w:type="dxa"/>
+              <w:right w:w="140" w:type="dxa"/>
             </w:tcMar>
           </w:tcPr>
           <w:p>
+            <w:r/>
             <w:r>
               <w:rPr>
-                <w:rFonts w:ascii="Malgun Gothic" w:hAnsi="Malgun Gothic"/>
-                <w:sz w:val="18"/>
+                <w:rFonts w:ascii="맑은 고딕" w:hAnsi="맑은 고딕" w:eastAsia="맑은 고딕"/>
+                <w:b w:val="0"/>
+                <w:color w:val="1E293B"/>
+                <w:sz w:val="19"/>
               </w:rPr>
-              <w:t>서비스제공자</w:t>
+              <w:t>수행사 (을)</w:t>
             </w:r>
           </w:p>
         </w:tc>
         <w:tc>
           <w:tcPr>
-            <w:tcW w:type="dxa" w:w="3120"/>
+            <w:tcW w:type="dxa" w:w="2448"/>
+            <w:shd w:fill="F8FAFC"/>
             <w:tcMar>
-              <w:top w:w="100" w:type="dxa"/>
-              <w:bottom w:w="100" w:type="dxa"/>
-              <w:left w:w="110" w:type="dxa"/>
-              <w:right w:w="110" w:type="dxa"/>
+              <w:top w:w="90" w:type="dxa"/>
+              <w:bottom w:w="90" w:type="dxa"/>
+              <w:left w:w="140" w:type="dxa"/>
+              <w:right w:w="140" w:type="dxa"/>
             </w:tcMar>
           </w:tcPr>
           <w:p>
+            <w:r/>
             <w:r>
               <w:rPr>
-                <w:rFonts w:ascii="Malgun Gothic" w:hAnsi="Malgun Gothic"/>
-                <w:sz w:val="18"/>
+                <w:rFonts w:ascii="맑은 고딕" w:hAnsi="맑은 고딕" w:eastAsia="맑은 고딕"/>
+                <w:b w:val="0"/>
+                <w:color w:val="1E293B"/>
+                <w:sz w:val="19"/>
               </w:rPr>
-              <w:t>주식회사 엠파시 대표이사 [           ]</w:t>
+              <w:t>주식회사 엠파시 엔터프라이즈사업부</w:t>
             </w:r>
           </w:p>
         </w:tc>
         <w:tc>
           <w:tcPr>
-            <w:tcW w:type="dxa" w:w="3120"/>
+            <w:tcW w:type="dxa" w:w="2448"/>
+            <w:shd w:fill="F8FAFC"/>
             <w:tcMar>
-              <w:top w:w="100" w:type="dxa"/>
-              <w:bottom w:w="100" w:type="dxa"/>
-              <w:left w:w="110" w:type="dxa"/>
-              <w:right w:w="110" w:type="dxa"/>
+              <w:top w:w="90" w:type="dxa"/>
+              <w:bottom w:w="90" w:type="dxa"/>
+              <w:left w:w="140" w:type="dxa"/>
+              <w:right w:w="140" w:type="dxa"/>
             </w:tcMar>
           </w:tcPr>
           <w:p>
+            <w:r/>
             <w:r>
               <w:rPr>
-                <w:rFonts w:ascii="Malgun Gothic" w:hAnsi="Malgun Gothic"/>
-                <w:sz w:val="18"/>
+                <w:rFonts w:ascii="맑은 고딕" w:hAnsi="맑은 고딕" w:eastAsia="맑은 고딕"/>
+                <w:b w:val="0"/>
+                <w:color w:val="1E293B"/>
+                <w:sz w:val="19"/>
               </w:rPr>
-              <w:t>(서명 또는 인)</w:t>
+              <w:t>대표이사 김 창 석</w:t>
+            </w:r>
+          </w:p>
+        </w:tc>
+        <w:tc>
+          <w:tcPr>
+            <w:tcW w:type="dxa" w:w="2448"/>
+            <w:shd w:fill="F8FAFC"/>
+            <w:tcMar>
+              <w:top w:w="90" w:type="dxa"/>
+              <w:bottom w:w="90" w:type="dxa"/>
+              <w:left w:w="140" w:type="dxa"/>
+              <w:right w:w="140" w:type="dxa"/>
+            </w:tcMar>
+          </w:tcPr>
+          <w:p>
+            <w:r/>
+            <w:r>
+              <w:rPr>
+                <w:rFonts w:ascii="맑은 고딕" w:hAnsi="맑은 고딕" w:eastAsia="맑은 고딕"/>
+                <w:b w:val="0"/>
+                <w:color w:val="1E293B"/>
+                <w:sz w:val="19"/>
+              </w:rPr>
+              <w:t>(직인 날인)</w:t>
             </w:r>
           </w:p>
         </w:tc>
@@ -916,7 +1623,7 @@
     <w:p/>
     <w:sectPr>
       <w:pgSz w:w="12240" w:h="15840"/>
-      <w:pgMar w:top="1440" w:right="1440" w:bottom="1440" w:left="1440" w:header="720" w:footer="720" w:gutter="0"/>
+      <w:pgMar w:top="1152" w:right="1224" w:bottom="1152" w:left="1224" w:header="720" w:footer="720" w:gutter="0"/>
       <w:cols w:space="720"/>
       <w:docGrid w:linePitch="360"/>
     </w:sectPr>

--- a/public/templates/office/Phase5_하자보수_및_유지관리_SLA협약서.docx
+++ b/public/templates/office/Phase5_하자보수_및_유지관리_SLA협약서.docx
@@ -10,7 +10,7 @@
           <w:color w:val="2563EB"/>
           <w:sz w:val="17"/>
         </w:rPr>
-        <w:t>[엠파시 엔터프라이즈 표준 사업관리 서식] 문서번호: EMP-DOC-P5-06 | 사업명: 한빛글로벌 SyncGuard AI 시스템 구축</w:t>
+        <w:t>[엠파시 엔터프라이즈 표준 사업관리 서식] 문서번호: EMP-DOC-P5-06 | 사업명: 한빛글로벌 SyncFlow AI 시스템 구축</w:t>
       </w:r>
     </w:p>
     <w:p>
@@ -32,7 +32,7 @@
           <w:color w:val="475569"/>
           <w:sz w:val="21"/>
         </w:rPr>
-        <w:t>SyncGuard AI 1년 무상 하자보수 범위, 장애 등급별(P1~P4) 대응 SLA 및 AI FinOps 운영 경계 협약</w:t>
+        <w:t>SyncFlow AI 1년 무상 하자보수 범위, 장애 등급별(P1~P4) 대응 SLA 및 AI FinOps 운영 경계 협약</w:t>
       </w:r>
     </w:p>
     <w:tbl>
@@ -147,7 +147,7 @@
                 <w:color w:val="1E293B"/>
                 <w:sz w:val="19"/>
               </w:rPr>
-              <w:t>한빛글로벌 SyncGuard AI (엔터프라이즈 AI 콘텐츠·규제 심의 자동화 시스템)</w:t>
+              <w:t>한빛글로벌 SyncFlow AI (엔터프라이즈 AI 콘텐츠·규제 검증 자동화 시스템)</w:t>
             </w:r>
           </w:p>
         </w:tc>
@@ -380,7 +380,7 @@
                 <w:color w:val="FFFFFF"/>
                 <w:sz w:val="19"/>
               </w:rPr>
-              <w:t>정의 및 발생 상황 (SyncGuard AI 기준)</w:t>
+              <w:t>정의 및 발생 상황 (SyncFlow AI 기준)</w:t>
             </w:r>
           </w:p>
         </w:tc>
@@ -511,7 +511,7 @@
                 <w:color w:val="1E293B"/>
                 <w:sz w:val="19"/>
               </w:rPr>
-              <w:t>FO/BO 전체 접속 불능, HB-SSO 인증 마비, DB 다운으로 전사 심의 중단</w:t>
+              <w:t>FO/BO 전체 접속 불능, HB-SSO 인증 마비, DB 다운으로 전사 검증 중단</w:t>
             </w:r>
           </w:p>
         </w:tc>
@@ -633,7 +633,7 @@
                 <w:color w:val="1E293B"/>
                 <w:sz w:val="19"/>
               </w:rPr>
-              <w:t>AI 3단계 추론 파이프라인 오류, OCR 파싱 중단, ProductLab 일배치 실패</w:t>
+              <w:t>AI 3단계 추론 파이프라인 오류, OCR 파싱 중단, PLM-Nexus 일배치 실패</w:t>
             </w:r>
           </w:p>
         </w:tc>
@@ -1279,7 +1279,7 @@
                 <w:color w:val="1E293B"/>
                 <w:sz w:val="19"/>
               </w:rPr>
-              <w:t>AWS 클라우드 인프라 월 사용료 및 OpenAI·Anthropic·Clova API 호출 토큰 실비</w:t>
+              <w:t>AWS 클라우드 인프라 월 사용료 및 OpenAI·Anthropic·Vision API 호출 토큰 실비</w:t>
             </w:r>
           </w:p>
         </w:tc>
